--- a/en/discovery-articles/4.7 DNA Structure and Molecular Genetics.docx
+++ b/en/discovery-articles/4.7 DNA Structure and Molecular Genetics.docx
@@ -346,7 +346,7 @@
           <w:color w:val="004E8C"/>
           <w:sz w:val="24"/>
         </w:rPr>
-        <w:t>B. Peer-reviewed articles and original scientific papers</w:t>
+        <w:t>Peer-reviewed articles and original scientific papers</w:t>
       </w:r>
     </w:p>
     <w:p>
@@ -418,7 +418,7 @@
           <w:color w:val="004E8C"/>
           <w:sz w:val="24"/>
         </w:rPr>
-        <w:t>C. Institutional and encyclopedic sources</w:t>
+        <w:t>Institutional and encyclopedic sources</w:t>
       </w:r>
     </w:p>
     <w:p>
@@ -499,7 +499,7 @@
           <w:color w:val="004E8C"/>
           <w:sz w:val="24"/>
         </w:rPr>
-        <w:t>G. Space agencies, laboratories, and scientific organisations</w:t>
+        <w:t>Space agencies, laboratories, and scientific organisations</w:t>
       </w:r>
     </w:p>
     <w:p>
